--- a/rapports/16_02_2026/ALPHA_BALDE/coh_EQ21_sup_092102000019.docx
+++ b/rapports/16_02_2026/ALPHA_BALDE/coh_EQ21_sup_092102000019.docx
@@ -25,7 +25,7 @@
         <w:br/>
         <w:t>Grappe: 092102000019</w:t>
         <w:br/>
-        <w:t>Date: 16/02/2026 a 12:40</w:t>
+        <w:t>Date: 16/02/2026 a 12:58</w:t>
       </w:r>
     </w:p>
     <w:p/>

--- a/rapports/16_02_2026/ALPHA_BALDE/coh_EQ21_sup_092102000019.docx
+++ b/rapports/16_02_2026/ALPHA_BALDE/coh_EQ21_sup_092102000019.docx
@@ -25,7 +25,7 @@
         <w:br/>
         <w:t>Grappe: 092102000019</w:t>
         <w:br/>
-        <w:t>Date: 16/02/2026 a 12:58</w:t>
+        <w:t>Date: 16/02/2026 a 13:05</w:t>
       </w:r>
     </w:p>
     <w:p/>
@@ -875,7 +875,7 @@
         <w:br/>
         <w:t xml:space="preserve">- Peu probable! Abdou rahmane dieng  n'arrive pas  à comprendre un petit texte lu dans une langue locale (s02q03). Veuillez corriger ou donner des explications au QG. </w:t>
         <w:br/>
-        <w:t xml:space="preserve">- Peu probable! Astou ba  n'arrive pas  à comprendre un petit texte lu dans une langue locale (s02q03). Veuillez corriger ou donner des explications au QG. Peu probable! Astou ba  ne sait ni lire, ni écrire, ni comprendre dans aucune des langues  (s02q01,s02q02,s02q03). Veuillez corriger ou donner des explications au QG. Peu plausible Astou ba fréquente au minimum le fondamental 1 mais ne sait ni lire ni comprendre la langue française, prière de corriger ou de confirmer avec le QG merci. Avertissement!! Astou ba fréquente au minimum la troisième année de fondamental 1 mais ne sait pas écrire, prière de corriger ou confirmer avec le QG. </w:t>
+        <w:t xml:space="preserve">- Peu probable! Astou ba  n'arrive pas  à comprendre un petit texte lu dans une langue locale (s02q03). Veuillez corriger ou donner des explications au QG. Peu probable! Astou ba  ne sait ni lire, ni écrire, ni comprendre dans aucune des langues  (s02q01,s02q02,s02q03). Veuillez corriger ou donner des explications au QG. Peu plausible Astou ba fréquente au minimum le fondamental 1 mais ne sait ni lire ni comprendre la langue française, prière de corriger ou de confirmer avec le QG merci. Avertissement!! Astou ba fréquente au minimum la troisième année de fondamental 1 mais ne sait pas écrire, prière de corriger ou confirmer avec le QG. Attention ! Le frais de scolarité (43500 Fcfa) de Astou ba en 3ème année de Primaire est relativement élevé par rapport aux autres frais de scolarités observés dans cette zone. Prière de corriger ou de confirmer avec le QG. </w:t>
         <w:br/>
         <w:t xml:space="preserve">- Peu probable! THIORO BA  n'arrive pas  à comprendre un petit texte lu dans une langue locale (s02q03). Veuillez corriger ou donner des explications au QG. Dans les milieux urbains c'est peu probable de voir une école dont les élèves ou étudiants ne dépensent pas en frais d'uniformes, prière de verifier pour THIORO BA et corriger ou confirmer avec le QG. </w:t>
         <w:br/>
@@ -967,7 +967,7 @@
         <w:rPr>
           <w:sz w:val="20"/>
         </w:rPr>
-        <w:t>- Attention ! Le prix unitaire d'achat (1250 Fcfa) de Sucre en poudre  en Kg (taille unique) est relativement élevé par rapport aux autres prix observés dans cette zone. Prière de corriger ou de confirmer avec le QG. Attention ! Le prix unitaire d'achat (200 Fcfa) de Sel en Sachets (Moyen) est relativement élevé par rapport aux autres prix observés dans cette zone. Prière de corriger ou de confirmer avec le QG. Avertissement!!! Le ménage a consommé 7 Paquet Petit de Thé en sachet, cette quantité semble anormale pour une consommation des 7 derniers jours.Prière de corriger ou de confirmer avec le QG. Avertissement!! le prix unitaire (100 Fcfa) de Thé en sachet (unité: Paquet) de taille Petit est très faible ou élevé. Prière de corriger ou de confirmer avec le QG. Avertissement!!!Le ménage a consommé 60 Cuillère de Petit de Chocolat pâte à tartiner  ce qui semble incoherent pour une consommation aucours des 7 derniers jours, prière de verifier et corriger. Avertissement!!! Le ménage a consommé 60 Cuillère Petit de Chocolat pâte à tartiner, cette quantité semble anormale pour une consommation des 7 derniers jours.Prière de corriger ou de confirmer avec le QG.</w:t>
+        <w:t>- Attention ! Le prix unitaire d'achat (1250 Fcfa) de Sucre en poudre  en Kg (taille unique) est relativement élevé par rapport aux autres prix observés dans cette zone. Prière de corriger ou de confirmer avec le QG. Attention ! Le prix unitaire d'achat (200 Fcfa) de Sel en Sachets (Moyen) est relativement élevé par rapport aux autres prix observés dans cette zone. Prière de corriger ou de confirmer avec le QG. Attention ! Le prix unitaire d'achat (400 Fcfa) de Mil en Kg (taille unique) est relativement élevé par rapport aux autres prix observés dans cette zone. Prière de corriger ou de confirmer avec le QG. Attention ! Le prix unitaire d'achat (5400 Fcfa) de Huile de soja  en Bouteille 5l (taille unique) est relativement faible par rapport aux autres prix observés dans cette zone. Prière de corriger ou de confirmer avec le QG. Avertissement!!! Le ménage a consommé 7 Paquet Petit de Thé en sachet, cette quantité semble anormale pour une consommation des 7 derniers jours.Prière de corriger ou de confirmer avec le QG. Avertissement!! le prix unitaire (100 Fcfa) de Thé en sachet (unité: Paquet) de taille Petit est très faible ou élevé. Prière de corriger ou de confirmer avec le QG. Avertissement!!!Le ménage a consommé 60 Cuillère de Petit de Chocolat pâte à tartiner  ce qui semble incoherent pour une consommation aucours des 7 derniers jours, prière de verifier et corriger. Avertissement!!! Le ménage a consommé 60 Cuillère Petit de Chocolat pâte à tartiner, cette quantité semble anormale pour une consommation des 7 derniers jours.Prière de corriger ou de confirmer avec le QG.</w:t>
       </w:r>
     </w:p>
     <w:p>
@@ -1518,7 +1518,7 @@
         <w:rPr>
           <w:sz w:val="20"/>
         </w:rPr>
-        <w:t>- Attention ! Le prix unitaire d'achat (300 Fcfa) de Poivre en Sachets (Tres petit) est relativement élevé par rapport aux autres prix observés dans cette zone. Prière de corriger ou de confirmer avec le QG. Attention ! Le prix unitaire d'achat (400 Fcfa) de Ail en Sachets (Petit) est relativement élevé par rapport aux autres prix observés dans cette zone. Prière de corriger ou de confirmer avec le QG. Attention ! Le prix unitaire d'achat (400 Fcfa) de Tomate fraîche en Tas (Petit) est relativement élevé par rapport aux autres prix observés dans cette zone. Prière de corriger ou de confirmer avec le QG. Attention ! Le prix unitaire d'achat (500 Fcfa) de Pastèque en Pièce (Petit) est relativement élevé par rapport aux autres prix observés dans cette zone. Prière de corriger ou de confirmer avec le QG. Avertissement!!! Le ménage a consommé 6 Paquet Petit de Thé en sachet, cette quantité semble anormale pour une consommation des 7 derniers jours.Prière de corriger ou de confirmer avec le QG. Avertissement!! le prix unitaire (100 Fcfa) de Thé en sachet (unité: Paquet) de taille Petit est très faible ou élevé. Prière de corriger ou de confirmer avec le QG.</w:t>
+        <w:t>- Attention ! Le prix unitaire d'achat (100 Fcfa) de Moutarde en Sachets (Tres petit) est relativement élevé par rapport aux autres prix observés dans cette zone. Prière de corriger ou de confirmer avec le QG. Attention ! Le prix unitaire d'achat (300 Fcfa) de Poivre en Sachets (Tres petit) est relativement élevé par rapport aux autres prix observés dans cette zone. Prière de corriger ou de confirmer avec le QG. Attention ! Le prix unitaire d'achat (400 Fcfa) de Ail en Sachets (Petit) est relativement élevé par rapport aux autres prix observés dans cette zone. Prière de corriger ou de confirmer avec le QG. Attention ! Le prix unitaire d'achat (400 Fcfa) de Tomate fraîche en Tas (Petit) est relativement élevé par rapport aux autres prix observés dans cette zone. Prière de corriger ou de confirmer avec le QG. Attention ! Le prix unitaire d'achat (500 Fcfa) de Pastèque en Pièce (Petit) est relativement élevé par rapport aux autres prix observés dans cette zone. Prière de corriger ou de confirmer avec le QG. Attention ! Le prix unitaire d'achat (5500 Fcfa) de Huile de soja  en Bouteille 5l (taille unique) est relativement faible par rapport aux autres prix observés dans cette zone. Prière de corriger ou de confirmer avec le QG. Avertissement!!! Le ménage a consommé 6 Paquet Petit de Thé en sachet, cette quantité semble anormale pour une consommation des 7 derniers jours.Prière de corriger ou de confirmer avec le QG. Avertissement!! le prix unitaire (100 Fcfa) de Thé en sachet (unité: Paquet) de taille Petit est très faible ou élevé. Prière de corriger ou de confirmer avec le QG.</w:t>
       </w:r>
     </w:p>
     <w:p>
@@ -1563,8 +1563,6 @@
           <w:sz w:val="20"/>
         </w:rPr>
         <w:t xml:space="preserve">- Attention ! Antenne parabolique / décodeur a été achété à 6000 Fcfa est relativement faible par rapport aux autres prix d'achat observés dans cette zone. Prière de corriger ou de confirmer avec le QG. </w:t>
-        <w:br/>
-        <w:t xml:space="preserve">- Attention ! Moto/Vélomoteur/Tricycle à moteur a été revendu à 290000 Fcfa qui est relativement élevé par rapport aux autres prix de revente observés dans cette zone. Prière de corriger ou de confirmer avec le QG. </w:t>
         <w:br/>
         <w:t>- Le nombre d'article ( Salon  (Fauteuils et table basse))  dans ce ménages est élevé (4), prière de corriger ou confirmer avec le QG.</w:t>
       </w:r>
@@ -1944,7 +1942,7 @@
         <w:rPr>
           <w:sz w:val="20"/>
         </w:rPr>
-        <w:t>- Incoherence! ARONA SOW dispose d'un téléphone portable à s01q39, donc la raison évoquée ne peut pas être (ne dispose pas d'appareil). La dépense de communication de ce ménage est nulle, c'est-à-dire aucun membre n'a dépensé de cartes prépayées, les transferts de crédit, les abonnements et les recharges internet ou de forfaits de données mobiles(hors appels vocaux) au cours de 30 derniers jours. Prière de corriger cette information auprès de l'enquêté ou founir d'explication auprès du QG</w:t>
+        <w:t>- La dépense de communication de ce ménage est nulle, c'est-à-dire aucun membre n'a dépensé de cartes prépayées, les transferts de crédit, les abonnements et les recharges internet ou de forfaits de données mobiles(hors appels vocaux) au cours de 30 derniers jours. Prière de corriger cette information auprès de l'enquêté ou founir d'explication auprès du QG</w:t>
       </w:r>
     </w:p>
     <w:p>
@@ -2029,27 +2027,6 @@
           <w:sz w:val="20"/>
         </w:rPr>
         <w:t>- Avertissement!!! Le ménage de ARONA SOW a comme taille 1 personnes dont ils vivent à FATICK Urbain et aucune d'entre ne possède une entreprise non agricole, prière de revoir cette partie de la section 10 de ce menage.</w:t>
-      </w:r>
-    </w:p>
-    <w:p>
-      <w:r>
-        <w:rPr>
-          <w:b/>
-          <w:color w:val="4672C4"/>
-          <w:sz w:val="22"/>
-        </w:rPr>
-        <w:t>&gt;&gt; Section11 - Caracteristiques logement</w:t>
-      </w:r>
-    </w:p>
-    <w:p>
-      <w:pPr>
-        <w:ind w:left="283"/>
-      </w:pPr>
-      <w:r>
-        <w:rPr>
-          <w:sz w:val="20"/>
-        </w:rPr>
-        <w:t>- Le nombre de pièces occupés est superieur aux nombre de personne vivant dans le ménage.</w:t>
       </w:r>
     </w:p>
     <w:p>
@@ -2504,7 +2481,7 @@
         <w:rPr>
           <w:sz w:val="20"/>
         </w:rPr>
-        <w:t>- Attention ! Le prix unitaire d'achat (1000 Fcfa) de Poivre en Sachets (Petit) est relativement élevé par rapport aux autres prix observés dans cette zone. Prière de corriger ou de confirmer avec le QG. Attention ! Le prix unitaire d'achat (1500 Fcfa) de Ail en Sachets (Moyen) est relativement élevé par rapport aux autres prix observés dans cette zone. Prière de corriger ou de confirmer avec le QG. Attention ! Le prix unitaire d'achat (2000 Fcfa) de Mâchoiron Frais en Tas (Moyen) est relativement élevé par rapport aux autres prix observés dans cette zone. Prière de corriger ou de confirmer avec le QG. Attention ! Le prix unitaire d'achat (500 Fcfa) de Soumbala (moutarde africaine) en Sachets (Petit) est relativement élevé par rapport aux autres prix observés dans cette zone. Prière de corriger ou de confirmer avec le QG. Attention ! Le prix unitaire d'achat (600 Fcfa) de Piment séché en Sachets (Petit) est relativement élevé par rapport aux autres prix observés dans cette zone. Prière de corriger ou de confirmer avec le QG. Attention ! Le prix unitaire d'achat (750 Fcfa) de Courge en Morceau (Portion) (Petit) est relativement élevé par rapport aux autres prix observés dans cette zone. Prière de corriger ou de confirmer avec le QG. Attention ! Soupçons de quantité anormale! Le ménage de BACGIROU DIOP avec une taille de 8 personnes a consommé 3 Kg en taille unique de Pomme de terre qui est relativement élevé comme consommation par rapport à la condition de vie des autres ménages de même taille dans cette zone. Prière de corriger ou de confirmer avec le QG. Avertissement!! La quantité (3.5 litre) du produit Huile de soja  consommée  par le ménage semble très élevé, prière de corriger ou confirmer avec le QG. Avertissement!!! Le ménage a consommé 7 Paquet Petit de Thé en sachet, cette quantité semble anormale pour une consommation des 7 derniers jours.Prière de corriger ou de confirmer avec le QG. Avertissement!! le prix unitaire (100 Fcfa) de Thé en sachet (unité: Paquet) de taille Petit est très faible ou élevé. Prière de corriger ou de confirmer avec le QG.</w:t>
+        <w:t>- Attention ! Le prix unitaire d'achat (1000 Fcfa) de Poivre en Sachets (Petit) est relativement élevé par rapport aux autres prix observés dans cette zone. Prière de corriger ou de confirmer avec le QG. Attention ! Le prix unitaire d'achat (1500 Fcfa) de Ail en Sachets (Moyen) est relativement élevé par rapport aux autres prix observés dans cette zone. Prière de corriger ou de confirmer avec le QG. Attention ! Le prix unitaire d'achat (2000 Fcfa) de Mâchoiron Frais en Tas (Moyen) est relativement élevé par rapport aux autres prix observés dans cette zone. Prière de corriger ou de confirmer avec le QG. Attention ! Le prix unitaire d'achat (500 Fcfa) de Soumbala (moutarde africaine) en Sachets (Petit) est relativement élevé par rapport aux autres prix observés dans cette zone. Prière de corriger ou de confirmer avec le QG. Attention ! Le prix unitaire d'achat (600 Fcfa) de Piment séché en Sachets (Petit) est relativement élevé par rapport aux autres prix observés dans cette zone. Prière de corriger ou de confirmer avec le QG. Attention ! Le prix unitaire d'achat (750 Fcfa) de Courge en Morceau (Portion) (Petit) est relativement élevé par rapport aux autres prix observés dans cette zone. Prière de corriger ou de confirmer avec le QG. Attention ! Soupçons de quantité anormale! Le ménage de BACGIROU DIOP avec une taille de 8 personnes a consommé 3 Kg en taille unique de Pomme de terre qui est relativement élevé comme consommation par rapport à la condition de vie des autres ménages de même taille dans cette zone. Prière de corriger ou de confirmer avec le QG. Attention ! Soupçons de quantité anormale! Le ménage de BACGIROU DIOP avec une taille de 8 personnes a consommé 8 Verre ( à thé) en taille unique de Vinaigre de vin qui est relativement élevé comme consommation par rapport à la condition de vie des autres ménages de même taille dans cette zone. Prière de corriger ou de confirmer avec le QG. Avertissement!! La quantité (3.5 litre) du produit Huile de soja  consommée  par le ménage semble très élevé, prière de corriger ou confirmer avec le QG. Avertissement!!! Le ménage a consommé 7 Paquet Petit de Thé en sachet, cette quantité semble anormale pour une consommation des 7 derniers jours.Prière de corriger ou de confirmer avec le QG. Avertissement!! le prix unitaire (100 Fcfa) de Thé en sachet (unité: Paquet) de taille Petit est très faible ou élevé. Prière de corriger ou de confirmer avec le QG.</w:t>
       </w:r>
     </w:p>
     <w:p>
@@ -2546,9 +2523,9 @@
         <w:rPr>
           <w:sz w:val="20"/>
         </w:rPr>
-        <w:t xml:space="preserve">- Attention ! Matelas simple a été achété à 150000 Fcfa est relativement élevé par rapport aux autres prix d'achat observés dans cette zone. Prière de corriger ou de confirmer avec le QG. Attention ! Matelas simple a été revendu à 100000 Fcfa qui est relativement élevé par rapport aux autres prix de revente observés dans cette zone. Prière de corriger ou de confirmer avec le QG. </w:t>
+        <w:t xml:space="preserve">- Attention ! Matelas simple a été achété à 150000 Fcfa est relativement élevé par rapport aux autres prix d'achat observés dans cette zone. Prière de corriger ou de confirmer avec le QG. </w:t>
         <w:br/>
-        <w:t xml:space="preserve">- Attention ! Radio simple/Radiocassette a été revendu à 20000 Fcfa qui est relativement élevé par rapport aux autres prix de revente observés dans cette zone. Prière de corriger ou de confirmer avec le QG. </w:t>
+        <w:t xml:space="preserve">- Attention ! Radio simple/Radiocassette a été achété à 25000 Fcfa est relativement élevé par rapport aux autres prix d'achat observés dans cette zone. Prière de corriger ou de confirmer avec le QG. Attention ! Radio simple/Radiocassette a été revendu à 20000 Fcfa qui est relativement élevé par rapport aux autres prix de revente observés dans cette zone. Prière de corriger ou de confirmer avec le QG. </w:t>
         <w:br/>
         <w:t>- Le nombre d'article ( Salon  (Fauteuils et table basse))  dans ce ménages est élevé (4), prière de corriger ou confirmer avec le QG.</w:t>
       </w:r>
@@ -3005,7 +2982,7 @@
         <w:rPr>
           <w:sz w:val="20"/>
         </w:rPr>
-        <w:t>- Attention ! Le prix unitaire d'achat (1200 Fcfa) de Niébé/Haricots secs en Kg (taille unique) est relativement élevé par rapport aux autres prix observés dans cette zone. Prière de corriger ou de confirmer avec le QG. Attention ! Le prix unitaire d'achat (2000 Fcfa) de Poisson frais type 9 en Tas (Moyen) est relativement élevé par rapport aux autres prix observés dans cette zone. Prière de corriger ou de confirmer avec le QG. Attention ! Le prix unitaire d'achat (600 Fcfa) de Riz importé parfumé en Kg (taille unique) est relativement élevé par rapport aux autres prix observés dans cette zone. Prière de corriger ou de confirmer avec le QG. Avertissement!!! Le ménage a consommé 5 Paquet Petit de Thé en sachet, cette quantité semble anormale pour une consommation des 7 derniers jours.Prière de corriger ou de confirmer avec le QG. Avertissement!! le prix unitaire (100 Fcfa) de Thé en sachet (unité: Paquet) de taille Petit est très faible ou élevé. Prière de corriger ou de confirmer avec le QG.</w:t>
+        <w:t>- Attention ! Le prix unitaire d'achat (1200 Fcfa) de Niébé/Haricots secs en Kg (taille unique) est relativement élevé par rapport aux autres prix observés dans cette zone. Prière de corriger ou de confirmer avec le QG. Attention ! Le prix unitaire d'achat (125 Fcfa) de Œufs frais en Pièce (taille unique) est relativement élevé par rapport aux autres prix observés dans cette zone. Prière de corriger ou de confirmer avec le QG. Attention ! Le prix unitaire d'achat (2000 Fcfa) de Poisson frais type 9 en Tas (Moyen) est relativement élevé par rapport aux autres prix observés dans cette zone. Prière de corriger ou de confirmer avec le QG. Attention ! Le prix unitaire d'achat (50 Fcfa) de Feuilles de  Haricot en Tas (Petit) est relativement faible par rapport aux autres prix observés dans cette zone. Prière de corriger ou de confirmer avec le QG. Attention ! Le prix unitaire d'achat (600 Fcfa) de Riz importé parfumé en Kg (taille unique) est relativement élevé par rapport aux autres prix observés dans cette zone. Prière de corriger ou de confirmer avec le QG. Attention ! Soupçons de quantité anormale! Le ménage de PAPE LAITY DIOUF avec une taille de 5 personnes a consommé 2 Kg en taille unique de Lait en poudre qui est relativement élevé comme consommation par rapport à la condition de vie des autres ménages de même taille dans cette zone. Prière de corriger ou de confirmer avec le QG. Avertissement!!! Le ménage a consommé 5 Paquet Petit de Thé en sachet, cette quantité semble anormale pour une consommation des 7 derniers jours.Prière de corriger ou de confirmer avec le QG. Avertissement!! le prix unitaire (100 Fcfa) de Thé en sachet (unité: Paquet) de taille Petit est très faible ou élevé. Prière de corriger ou de confirmer avec le QG.</w:t>
       </w:r>
     </w:p>
     <w:p>
@@ -3113,6 +3090,8 @@
         <w:t xml:space="preserve">- Attention ! Appareil TV a été achété à 250000 Fcfa est relativement élevé par rapport aux autres prix d'achat observés dans cette zone. Prière de corriger ou de confirmer avec le QG. Attention ! Appareil TV a été revendu à 200000 Fcfa qui est relativement élevé par rapport aux autres prix de revente observés dans cette zone. Prière de corriger ou de confirmer avec le QG. </w:t>
         <w:br/>
         <w:t xml:space="preserve">- Attention ! Armoires et autres meubles a été achété à 450000 Fcfa est relativement élevé par rapport aux autres prix d'achat observés dans cette zone. Prière de corriger ou de confirmer avec le QG. Attention ! Armoires et autres meubles a été revendu à 400000 Fcfa qui est relativement élevé par rapport aux autres prix de revente observés dans cette zone. Prière de corriger ou de confirmer avec le QG. </w:t>
+        <w:br/>
+        <w:t xml:space="preserve">- Attention ! Foyers améliorés a été achété à 15000 Fcfa est relativement élevé par rapport aux autres prix d'achat observés dans cette zone. Prière de corriger ou de confirmer avec le QG. </w:t>
         <w:br/>
         <w:t>- Avertissement!!! Le prix d'achat (5000) de l'article  Antenne parabolique / décodeur est inférieur aux prix de revente (8000)  avec l'âge du bien atteignant 8 ans. Prière de vérifier ou confirmer avec l'enquêté et mettre les bonnes valeurs après verification, s'il le faut. Attention ! Antenne parabolique / décodeur a été achété à 5000 Fcfa est relativement faible par rapport aux autres prix d'achat observés dans cette zone. Prière de corriger ou de confirmer avec le QG.</w:t>
       </w:r>
@@ -3649,7 +3628,7 @@
         <w:rPr>
           <w:sz w:val="20"/>
         </w:rPr>
-        <w:t>- Attention ! Le prix unitaire d'achat (250 Fcfa) de Gombo frais en Tas (Petit) est relativement élevé par rapport aux autres prix observés dans cette zone. Prière de corriger ou de confirmer avec le QG. Attention ! Le prix unitaire d'achat (25000 Fcfa) de Riz importé parfumé en Sac (50 Kg) (taille unique) est relativement élevé par rapport aux autres prix observés dans cette zone. Prière de corriger ou de confirmer avec le QG. Attention ! Le prix unitaire d'achat (500 Fcfa) de Piment séché en Sachets (Petit) est relativement élevé par rapport aux autres prix observés dans cette zone. Prière de corriger ou de confirmer avec le QG. Attention ! Le prix unitaire d'achat (500 Fcfa) de Poivre en Sachets (Petit) est relativement élevé par rapport aux autres prix observés dans cette zone. Prière de corriger ou de confirmer avec le QG. Attention ! Le prix unitaire d'achat (500 Fcfa) de Poivron frais en Tas (Petit) est relativement élevé par rapport aux autres prix observés dans cette zone. Prière de corriger ou de confirmer avec le QG. Attention ! Le prix unitaire d'achat (800 Fcfa) de Ail en Sachets (Petit) est relativement élevé par rapport aux autres prix observés dans cette zone. Prière de corriger ou de confirmer avec le QG. Avertissement!! La quantité (3.25 litre) du produit Huile de soja  consommée  par le ménage semble très élevé, prière de corriger ou confirmer avec le QG. Le prix d'achat unitaire (200 Fcfa) de Tomate fraîche en Kg de taille  taille unique  est très faible, prière de regarder les reponses prises dans les questions s07bq07a s07bq07b s07bq07c s07bq08 pour mieux corriger. Attention ! Le prix unitaire d'achat (200 Fcfa) de Tomate fraîche en Kg (taille unique) est relativement faible par rapport aux autres prix observés dans cette zone. Prière de corriger ou de confirmer avec le QG.</w:t>
+        <w:t>- Attention ! Le prix unitaire d'achat (175 Fcfa) de Pain moderne (Baguette) en miche (Petit) est relativement élevé par rapport aux autres prix observés dans cette zone. Prière de corriger ou de confirmer avec le QG. Attention ! Le prix unitaire d'achat (250 Fcfa) de Gombo frais en Tas (Petit) est relativement élevé par rapport aux autres prix observés dans cette zone. Prière de corriger ou de confirmer avec le QG. Attention ! Le prix unitaire d'achat (25000 Fcfa) de Riz importé parfumé en Sac (50 Kg) (taille unique) est relativement élevé par rapport aux autres prix observés dans cette zone. Prière de corriger ou de confirmer avec le QG. Attention ! Le prix unitaire d'achat (500 Fcfa) de Piment frais en Tas (Petit) est relativement élevé par rapport aux autres prix observés dans cette zone. Prière de corriger ou de confirmer avec le QG. Attention ! Le prix unitaire d'achat (500 Fcfa) de Piment séché en Sachets (Petit) est relativement élevé par rapport aux autres prix observés dans cette zone. Prière de corriger ou de confirmer avec le QG. Attention ! Le prix unitaire d'achat (500 Fcfa) de Poivre en Sachets (Petit) est relativement élevé par rapport aux autres prix observés dans cette zone. Prière de corriger ou de confirmer avec le QG. Attention ! Le prix unitaire d'achat (500 Fcfa) de Poivron frais en Tas (Petit) est relativement élevé par rapport aux autres prix observés dans cette zone. Prière de corriger ou de confirmer avec le QG. Attention ! Le prix unitaire d'achat (800 Fcfa) de Ail en Sachets (Petit) est relativement élevé par rapport aux autres prix observés dans cette zone. Prière de corriger ou de confirmer avec le QG. Avertissement!! La quantité (3.25 litre) du produit Huile de soja  consommée  par le ménage semble très élevé, prière de corriger ou confirmer avec le QG.</w:t>
       </w:r>
     </w:p>
     <w:p>
@@ -3693,7 +3672,9 @@
         </w:rPr>
         <w:t xml:space="preserve">- Attention ! Appareil TV a été achété à 370000 Fcfa est relativement élevé par rapport aux autres prix d'achat observés dans cette zone. Prière de corriger ou de confirmer avec le QG. Attention ! Appareil TV a été revendu à 300000 Fcfa qui est relativement élevé par rapport aux autres prix de revente observés dans cette zone. Prière de corriger ou de confirmer avec le QG. </w:t>
         <w:br/>
-        <w:t xml:space="preserve">- Attention ! Matelas simple a été achété à 150000 Fcfa est relativement élevé par rapport aux autres prix d'achat observés dans cette zone. Prière de corriger ou de confirmer avec le QG. Attention ! Matelas simple a été revendu à 100000 Fcfa qui est relativement élevé par rapport aux autres prix de revente observés dans cette zone. Prière de corriger ou de confirmer avec le QG. </w:t>
+        <w:t xml:space="preserve">- Attention ! Cuisinière à gaz ou électrique a été achété à 290000 Fcfa est relativement élevé par rapport aux autres prix d'achat observés dans cette zone. Prière de corriger ou de confirmer avec le QG. Attention ! Cuisinière à gaz ou électrique a été revendu à 200000 Fcfa qui est relativement élevé par rapport aux autres prix de revente observés dans cette zone. Prière de corriger ou de confirmer avec le QG. </w:t>
+        <w:br/>
+        <w:t xml:space="preserve">- Attention ! Matelas simple a été achété à 150000 Fcfa est relativement élevé par rapport aux autres prix d'achat observés dans cette zone. Prière de corriger ou de confirmer avec le QG. </w:t>
         <w:br/>
         <w:t>- Le nombre d'article ( Salon  (Fauteuils et table basse))  dans ce ménages est élevé (4), prière de corriger ou confirmer avec le QG.</w:t>
       </w:r>
@@ -4188,7 +4169,7 @@
         <w:rPr>
           <w:sz w:val="20"/>
         </w:rPr>
-        <w:t>- Attention ! Le prix unitaire d'achat (500 Fcfa) de Sucre en poudre  en Kg (taille unique) est relativement faible par rapport aux autres prix observés dans cette zone. Prière de corriger ou de confirmer avec le QG. Avertissement!!! Le ménage a consommé 0.12 Kg taille unique de Poivron frais, cette quantité semble anormale pour une consommation des 7 derniers jours. prière de corriger ou de confirmer avec le QG. Le prix d'achat unitaire (6250 Fcfa) de Poivron frais en Kg de taille taille unique prière de regarder les reponses prises dans les questions s07bq07a s07bq07b s07bq07c s07bq08 pour mieux corriger. Attention ! Soupçons de quantité anormale! Le ménage de LAITY DIOUF avec une taille de 8 personnes a consommé .12 Kg en taille unique de Poivron frais qui est relativement élevé comme consommation par rapport à la condition de vie des autres ménages de même taille dans cette zone. Prière de corriger ou de confirmer avec le QG. Avertissement!!! Le ménage a consommé 0.12 Kg taille unique de Pâte d'arachide, cette quantité semble anormale pour une consommation des 7 derniers jours. prière de corriger ou de confirmer avec le QG. Avertissement!!! Le ménage a consommé 12 Cuillère Petit de Chocolat pâte à tartiner, cette quantité semble anormale pour une consommation des 7 derniers jours.Prière de corriger ou de confirmer avec le QG. Avertissement!!! Le ménage a consommé 7 Paquet Petit de Thé en sachet, cette quantité semble anormale pour une consommation des 7 derniers jours.Prière de corriger ou de confirmer avec le QG. Avertissement!! le prix unitaire (100 Fcfa) de Thé en sachet (unité: Paquet) de taille Petit est très faible ou élevé. Prière de corriger ou de confirmer avec le QG.</w:t>
+        <w:t>- Attention ! Le prix unitaire d'achat (50 Fcfa) de Carpe séchée en Morceau (Portion) (Petit) est relativement faible par rapport aux autres prix observés dans cette zone. Prière de corriger ou de confirmer avec le QG. Attention ! Le prix unitaire d'achat (500 Fcfa) de Sucre en poudre  en Kg (taille unique) est relativement faible par rapport aux autres prix observés dans cette zone. Prière de corriger ou de confirmer avec le QG. Avertissement!!! Le ménage a consommé 0.12 Kg taille unique de Poivron frais, cette quantité semble anormale pour une consommation des 7 derniers jours. prière de corriger ou de confirmer avec le QG. Le prix d'achat unitaire (6250 Fcfa) de Poivron frais en Kg de taille taille unique prière de regarder les reponses prises dans les questions s07bq07a s07bq07b s07bq07c s07bq08 pour mieux corriger. Attention ! Soupçons de quantité anormale! Le ménage de LAITY DIOUF avec une taille de 8 personnes a consommé .12 Kg en taille unique de Poivron frais qui est relativement élevé comme consommation par rapport à la condition de vie des autres ménages de même taille dans cette zone. Prière de corriger ou de confirmer avec le QG. Avertissement!!! Le ménage a consommé 0.12 Kg taille unique de Pâte d'arachide, cette quantité semble anormale pour une consommation des 7 derniers jours. prière de corriger ou de confirmer avec le QG. Avertissement!!! Le ménage a consommé 12 Cuillère Petit de Chocolat pâte à tartiner, cette quantité semble anormale pour une consommation des 7 derniers jours.Prière de corriger ou de confirmer avec le QG. Avertissement!!! Le ménage a consommé 7 Paquet Petit de Thé en sachet, cette quantité semble anormale pour une consommation des 7 derniers jours.Prière de corriger ou de confirmer avec le QG. Avertissement!! le prix unitaire (100 Fcfa) de Thé en sachet (unité: Paquet) de taille Petit est très faible ou élevé. Prière de corriger ou de confirmer avec le QG.</w:t>
       </w:r>
     </w:p>
     <w:p>
@@ -4807,7 +4788,7 @@
         <w:rPr>
           <w:sz w:val="20"/>
         </w:rPr>
-        <w:t>- Attention ! Le prix unitaire d'achat (2000 Fcfa) de Viande de bœuf: filet, faux-filet en Kg (taille unique) est relativement faible par rapport aux autres prix observés dans cette zone. Prière de corriger ou de confirmer avec le QG. Attention ! Le prix unitaire d'achat (50 Fcfa) de Poireau en Tas (Petit) est relativement faible par rapport aux autres prix observés dans cette zone. Prière de corriger ou de confirmer avec le QG. Avertissement!!! Le ménage a consommé 0.12 Kg taille unique de Pomme de terre, cette quantité semble anormale pour une consommation des 7 derniers jours. prière de corriger ou de confirmer avec le QG. Attention ! Le prix unitaire d'achat (1875 Fcfa) de Pomme de terre en Kg (taille unique) est relativement élevé par rapport aux autres prix observés dans cette zone. Prière de corriger ou de confirmer avec le QG. Avertissement!!! Le ménage a consommé 7 Paquet Petit de Thé en sachet, cette quantité semble anormale pour une consommation des 7 derniers jours.Prière de corriger ou de confirmer avec le QG. Avertissement!! le prix unitaire (100 Fcfa) de Thé en sachet (unité: Paquet) de taille Petit est très faible ou élevé. Prière de corriger ou de confirmer avec le QG.</w:t>
+        <w:t>- Attention ! Le prix unitaire d'achat (2000 Fcfa) de Viande de bœuf: filet, faux-filet en Kg (taille unique) est relativement faible par rapport aux autres prix observés dans cette zone. Prière de corriger ou de confirmer avec le QG. Attention ! Le prix unitaire d'achat (83.33334 Fcfa) de Ail en Gousse (Moyen) est relativement faible par rapport aux autres prix observés dans cette zone. Prière de corriger ou de confirmer avec le QG. Avertissement!!! Le ménage a consommé 0.12 Kg taille unique de Pomme de terre, cette quantité semble anormale pour une consommation des 7 derniers jours. prière de corriger ou de confirmer avec le QG. Attention ! Le prix unitaire d'achat (1875 Fcfa) de Pomme de terre en Kg (taille unique) est relativement élevé par rapport aux autres prix observés dans cette zone. Prière de corriger ou de confirmer avec le QG. Avertissement!!! Le ménage a consommé 7 Paquet Petit de Thé en sachet, cette quantité semble anormale pour une consommation des 7 derniers jours.Prière de corriger ou de confirmer avec le QG. Avertissement!! le prix unitaire (100 Fcfa) de Thé en sachet (unité: Paquet) de taille Petit est très faible ou élevé. Prière de corriger ou de confirmer avec le QG.</w:t>
       </w:r>
     </w:p>
     <w:p>
@@ -5415,27 +5396,6 @@
           <w:color w:val="4672C4"/>
           <w:sz w:val="22"/>
         </w:rPr>
-        <w:t>&gt;&gt; Section10b - caracteristiques entreprise non agricole</w:t>
-      </w:r>
-    </w:p>
-    <w:p>
-      <w:pPr>
-        <w:ind w:left="283"/>
-      </w:pPr>
-      <w:r>
-        <w:rPr>
-          <w:sz w:val="20"/>
-        </w:rPr>
-        <w:t>- L'entreprise VENTE SACHET D’EAU dit avoir réçu une somme sur la vente de ces produits transformés (s10q48 est differnt de 0) mais n'a depensé aucune somme sur l'achat des matières premières (s10q49==0), prière de fournir de l'effort pour estimer le montant obtenu en achat de matières premières. Cette entreprise VENTE SACHET D’EAU dit avoir obtenu une valeur sur les marchandises vendu en etat et les marchandises vendu après transformation. L'entreprise VENTE SACHET D’EAU est généralement une entreprise commerciale ou de service dont elle ne depense pas en achat de matières premières.Elle ne transforme pas de produit donc ne peut pas obtenir un montant sur la vente des produits transformés (10.48 ou 10.49). Prière de mettre 0 pour ces questions si elles ne font pas de transformation.</w:t>
-      </w:r>
-    </w:p>
-    <w:p>
-      <w:r>
-        <w:rPr>
-          <w:b/>
-          <w:color w:val="4672C4"/>
-          <w:sz w:val="22"/>
-        </w:rPr>
         <w:t>&gt;&gt; Section11 - Caracteristiques logement</w:t>
       </w:r>
     </w:p>
@@ -5469,27 +5429,6 @@
           <w:sz w:val="20"/>
         </w:rPr>
         <w:t>- Avertissement!! Le montant des transferts reçu par an semble très élevé ou faible, peut-être que vous vous êtes trompés du choix de l'unité.</w:t>
-      </w:r>
-    </w:p>
-    <w:p>
-      <w:r>
-        <w:rPr>
-          <w:b/>
-          <w:color w:val="4672C4"/>
-          <w:sz w:val="22"/>
-        </w:rPr>
-        <w:t>&gt;&gt; Section15 - Filets sociaux</w:t>
-      </w:r>
-    </w:p>
-    <w:p>
-      <w:pPr>
-        <w:ind w:left="283"/>
-      </w:pPr>
-      <w:r>
-        <w:rPr>
-          <w:sz w:val="20"/>
-        </w:rPr>
-        <w:t>- Le temps que le ménage a réçu pour Supplément alimentaire pour les enfants malnutrits par jour semble incoherent. Prière de corriger.</w:t>
       </w:r>
     </w:p>
     <w:p>
@@ -5940,7 +5879,7 @@
         <w:rPr>
           <w:sz w:val="20"/>
         </w:rPr>
-        <w:t>- Attention ! Le prix unitaire d'achat (50 Fcfa) de Poireau en Tas (Petit) est relativement faible par rapport aux autres prix observés dans cette zone. Prière de corriger ou de confirmer avec le QG. Avertissement!!! Le ménage a consommé 0.12 Kg taille unique de Lait en poudre, cette quantité semble anormale pour une consommation des 7 derniers jours. prière de corriger ou de confirmer avec le QG. Attention ! Soupçons de quantité anormale! Le ménage de NDIOGOU NDONG avec une taille de 6 personnes a consommé .12 Kg en taille unique de Lait en poudre qui est relativement élevé comme consommation par rapport à la condition de vie des autres ménages de même taille dans cette zone. Prière de corriger ou de confirmer avec le QG. Avertissement!!! Le ménage a consommé 0.12 Litre taille unique de Huile de palme raffinée, cette quantité semble anormale pour une consommation des 7 derniers jours. prière de corriger ou de confirmer avec le QG. Attention ! Soupçons de quantité anormale! Le ménage de NDIOGOU NDONG avec une taille de 6 personnes a consommé .12 Litre en taille unique de Huile de palme raffinée qui est relativement élevé comme consommation par rapport à la condition de vie des autres ménages de même taille dans cette zone. Prière de corriger ou de confirmer avec le QG. Avertissement!!! Le ménage a consommé 7 Paquet Petit de Thé en sachet, cette quantité semble anormale pour une consommation des 7 derniers jours.Prière de corriger ou de confirmer avec le QG. Avertissement!! le prix unitaire (100 Fcfa) de Thé en sachet (unité: Paquet) de taille Petit est très faible ou élevé. Prière de corriger ou de confirmer avec le QG.</w:t>
+        <w:t>- Attention ! Le prix unitaire d'achat (50 Fcfa) de Carpe séchée en Morceau (Portion) (Petit) est relativement faible par rapport aux autres prix observés dans cette zone. Prière de corriger ou de confirmer avec le QG. Attention ! Le prix unitaire d'achat (50 Fcfa) de Gombo frais en Tas (Petit) est relativement faible par rapport aux autres prix observés dans cette zone. Prière de corriger ou de confirmer avec le QG. Avertissement!!! Le ménage a consommé 0.12 Kg taille unique de Lait en poudre, cette quantité semble anormale pour une consommation des 7 derniers jours. prière de corriger ou de confirmer avec le QG. Attention ! Soupçons de quantité anormale! Le ménage de NDIOGOU NDONG avec une taille de 6 personnes a consommé .12 Kg en taille unique de Lait en poudre qui est relativement élevé comme consommation par rapport à la condition de vie des autres ménages de même taille dans cette zone. Prière de corriger ou de confirmer avec le QG. Avertissement!!! Le ménage a consommé 0.12 Litre taille unique de Huile de palme raffinée, cette quantité semble anormale pour une consommation des 7 derniers jours. prière de corriger ou de confirmer avec le QG. Attention ! Soupçons de quantité anormale! Le ménage de NDIOGOU NDONG avec une taille de 6 personnes a consommé .12 Litre en taille unique de Huile de palme raffinée qui est relativement élevé comme consommation par rapport à la condition de vie des autres ménages de même taille dans cette zone. Prière de corriger ou de confirmer avec le QG. Avertissement!!! Le ménage a consommé 7 Paquet Petit de Thé en sachet, cette quantité semble anormale pour une consommation des 7 derniers jours.Prière de corriger ou de confirmer avec le QG. Avertissement!! le prix unitaire (100 Fcfa) de Thé en sachet (unité: Paquet) de taille Petit est très faible ou élevé. Prière de corriger ou de confirmer avec le QG.</w:t>
       </w:r>
     </w:p>
     <w:p>
@@ -6523,7 +6462,7 @@
         <w:rPr>
           <w:sz w:val="20"/>
         </w:rPr>
-        <w:t>- Attention ! Le prix unitaire d'achat (1000 Fcfa) de Macaroni en Kg (taille unique) est relativement élevé par rapport aux autres prix observés dans cette zone. Prière de corriger ou de confirmer avec le QG. Attention ! Le prix unitaire d'achat (1000 Fcfa) de Pastèque en Pièce (Moyen) est relativement élevé par rapport aux autres prix observés dans cette zone. Prière de corriger ou de confirmer avec le QG. Attention ! Le prix unitaire d'achat (500 Fcfa) de Patate douce en Pièce (Moyen) est relativement élevé par rapport aux autres prix observés dans cette zone. Prière de corriger ou de confirmer avec le QG. Attention ! Le prix unitaire d'achat (700 Fcfa) de Sucre en poudre  en Kg (taille unique) est relativement élevé par rapport aux autres prix observés dans cette zone. Prière de corriger ou de confirmer avec le QG. Attention ! Soupçons de quantité anormale! Le ménage de DEMBA SOW avec une taille de 8 personnes a consommé 12 Pièce en Moyen de Aubergine sauvage  qui est relativement élevé comme consommation par rapport à la condition de vie des autres ménages de même taille dans cette zone. Prière de corriger ou de confirmer avec le QG. Avertissement!! La quantité (3.75 litre) du produit Huile de soja  consommée  par le ménage semble très élevé, prière de corriger ou confirmer avec le QG. Avertissement!!! Le ménage a consommé 14 Paquet Petit de Thé en sachet, cette quantité semble anormale pour une consommation des 7 derniers jours.Prière de corriger ou de confirmer avec le QG. Avertissement!! le prix unitaire (100 Fcfa) de Thé en sachet (unité: Paquet) de taille Petit est très faible ou élevé. Prière de corriger ou de confirmer avec le QG. Attention ! Soupçons de quantité anormale! Le ménage de DEMBA SOW avec une taille de 8 personnes a consommé 14 Paquet en Petit de Thé en sachet qui est relativement élevé comme consommation par rapport à la condition de vie des autres ménages de même taille dans cette zone. Prière de corriger ou de confirmer avec le QG. Avertissement!!! Le ménage a consommé 30 Pièce Moyen de Gombo frais, cette quantité semble anormale pour une consommation des 7 derniers jours.Prière de corriger ou de confirmer avec le QG.</w:t>
+        <w:t>- Attention ! Le prix unitaire d'achat (1000 Fcfa) de Macaroni en Kg (taille unique) est relativement élevé par rapport aux autres prix observés dans cette zone. Prière de corriger ou de confirmer avec le QG. Attention ! Le prix unitaire d'achat (1000 Fcfa) de Pastèque en Pièce (Moyen) est relativement élevé par rapport aux autres prix observés dans cette zone. Prière de corriger ou de confirmer avec le QG. Attention ! Le prix unitaire d'achat (300 Fcfa) de Escargots en Morceau (Portion) (Moyen) est relativement élevé par rapport aux autres prix observés dans cette zone. Prière de corriger ou de confirmer avec le QG. Attention ! Le prix unitaire d'achat (500 Fcfa) de Patate douce en Pièce (Moyen) est relativement élevé par rapport aux autres prix observés dans cette zone. Prière de corriger ou de confirmer avec le QG. Attention ! Le prix unitaire d'achat (700 Fcfa) de Sucre en poudre  en Kg (taille unique) est relativement élevé par rapport aux autres prix observés dans cette zone. Prière de corriger ou de confirmer avec le QG. Attention ! Le prix unitaire d'achat (83.33334 Fcfa) de Ail en Gousse (Moyen) est relativement faible par rapport aux autres prix observés dans cette zone. Prière de corriger ou de confirmer avec le QG. Attention ! Soupçons de quantité anormale! Le ménage de DEMBA SOW avec une taille de 8 personnes a consommé 12 Morceau (Portion) en Moyen de Manioc en tubercules qui est relativement élevé comme consommation par rapport à la condition de vie des autres ménages de même taille dans cette zone. Prière de corriger ou de confirmer avec le QG. Avertissement!! La quantité (3.75 litre) du produit Huile de soja  consommée  par le ménage semble très élevé, prière de corriger ou confirmer avec le QG. Attention ! Le prix unitaire d'achat (5000 Fcfa) de Huile de soja  en Bouteille 5l (taille unique) est relativement faible par rapport aux autres prix observés dans cette zone. Prière de corriger ou de confirmer avec le QG. Avertissement!!! Le ménage a consommé 14 Paquet Petit de Thé en sachet, cette quantité semble anormale pour une consommation des 7 derniers jours.Prière de corriger ou de confirmer avec le QG. Avertissement!! le prix unitaire (100 Fcfa) de Thé en sachet (unité: Paquet) de taille Petit est très faible ou élevé. Prière de corriger ou de confirmer avec le QG. Attention ! Soupçons de quantité anormale! Le ménage de DEMBA SOW avec une taille de 8 personnes a consommé 14 Paquet en Petit de Thé en sachet qui est relativement élevé comme consommation par rapport à la condition de vie des autres ménages de même taille dans cette zone. Prière de corriger ou de confirmer avec le QG. Avertissement!!! Le ménage a consommé 30 Pièce Moyen de Gombo frais, cette quantité semble anormale pour une consommation des 7 derniers jours.Prière de corriger ou de confirmer avec le QG.</w:t>
       </w:r>
     </w:p>
     <w:p>
@@ -6588,7 +6527,7 @@
         </w:rPr>
         <w:t xml:space="preserve">- Attention ! Armoires et autres meubles a été achété à 400000 Fcfa est relativement élevé par rapport aux autres prix d'achat observés dans cette zone. Prière de corriger ou de confirmer avec le QG. Attention ! Armoires et autres meubles a été revendu à 350000 Fcfa qui est relativement élevé par rapport aux autres prix de revente observés dans cette zone. Prière de corriger ou de confirmer avec le QG. </w:t>
         <w:br/>
-        <w:t>- Attention ! Ventilateur sur pied a été revendu à 30000 Fcfa qui est relativement élevé par rapport aux autres prix de revente observés dans cette zone. Prière de corriger ou de confirmer avec le QG.</w:t>
+        <w:t>- Attention ! Ventilateur sur pied a été achété à 35000 Fcfa est relativement élevé par rapport aux autres prix d'achat observés dans cette zone. Prière de corriger ou de confirmer avec le QG. Attention ! Ventilateur sur pied a été revendu à 30000 Fcfa qui est relativement élevé par rapport aux autres prix de revente observés dans cette zone. Prière de corriger ou de confirmer avec le QG.</w:t>
       </w:r>
     </w:p>
     <w:p>
